--- a/ru/discovery-articles/4.1 Вакцинация.docx
+++ b/ru/discovery-articles/4.1 Вакцинация.docx
@@ -4,136 +4,103 @@
   <w:body>
     <w:p>
       <w:pPr>
-        <w:spacing w:before="0" w:after="80"/>
+        <w:pStyle w:val="Title"/>
+        <w:widowControl/>
       </w:pPr>
       <w:r>
-        <w:rPr>
-          <w:rFonts w:ascii="Calibri" w:hAnsi="Calibri" w:cs="Calibri"/>
-          <w:b/>
-          <w:color w:val="2E74B5"/>
-          <w:sz w:val="20"/>
-        </w:rPr>
-        <w:t>4. Медицина, биология и общественное здравоохранение</w:t>
+        <w:t>4.1 Вакцинация</w:t>
       </w:r>
     </w:p>
     <w:p>
       <w:pPr>
         <w:keepNext/>
-        <w:spacing w:before="0" w:after="120"/>
+        <w:widowControl/>
       </w:pPr>
       <w:r>
         <w:rPr>
-          <w:rFonts w:ascii="Calibri" w:hAnsi="Calibri" w:cs="Calibri"/>
-          <w:b/>
-          <w:color w:val="0B2545"/>
-          <w:sz w:val="48"/>
+          <w:sz w:val="20"/>
         </w:rPr>
-        <w:t>4.1 Вакцинация</w:t>
+        <w:t>4. Медицина, биология и общественное здоровье</w:t>
       </w:r>
     </w:p>
     <w:p>
       <w:pPr>
-        <w:spacing w:before="0" w:after="200" w:line="276" w:lineRule="auto"/>
+        <w:keepNext/>
+        <w:widowControl/>
       </w:pPr>
       <w:r>
         <w:rPr>
-          <w:rFonts w:ascii="Calibri" w:hAnsi="Calibri" w:cs="Calibri"/>
-          <w:i/>
-          <w:color w:val="666666"/>
-          <w:sz w:val="21"/>
+          <w:sz w:val="20"/>
         </w:rPr>
-        <w:t>Период: 1796 год — создание Дженнером вакцины против оспы; с XIX века — массовые программы иммунизации | Ключевые фигуры: Эдвард Дженнер (оспа); Луи Пастер (бешенство, холера); Джонас Солк (полиомиелит)</w:t>
+        <w:t>Период: 1796 год — вакцина Дженнера против оспы; с XIX века — программы массовой иммунизации | Основные участники: Эдвард Дженнер, оспа; Луи Пастер, бешенство и холера; Джонас Солк, полиомиелит</w:t>
       </w:r>
     </w:p>
     <w:p>
       <w:pPr>
-        <w:spacing w:before="0" w:after="200" w:line="300" w:lineRule="auto"/>
+        <w:widowControl/>
       </w:pPr>
       <w:r>
-        <w:rPr>
-          <w:rFonts w:ascii="Calibri" w:hAnsi="Calibri" w:cs="Calibri"/>
-          <w:color w:val="0B2545"/>
-          <w:sz w:val="23"/>
-        </w:rPr>
-        <w:t>Вакцина знакомит иммунную систему с безопасным подобием угрозы, чтобы при встрече с настоящим возбудителем организм уже умел защищаться. От опытов Дженнера с оспой до современных прививочных кампаний вакцинация предотвратила больше болезней, чем почти любое другое средство медицины.</w:t>
+        <w:t>Вакцинация заранее знакомит иммунную систему с безопасным сигналом, чтобы позднее она распознала возбудителя. От исследований Дженнера до современных кампаний этот подход предотвратил больше болезней, чем почти любое другое медицинское средство.</w:t>
       </w:r>
     </w:p>
     <w:p>
       <w:pPr>
         <w:pStyle w:val="Heading1"/>
+        <w:widowControl/>
       </w:pPr>
       <w:r>
-        <w:t>Ключевые факты</w:t>
+        <w:t>Кратко о главном</w:t>
       </w:r>
     </w:p>
     <w:p>
       <w:pPr>
-        <w:keepLines/>
-        <w:spacing w:after="80" w:line="300" w:lineRule="auto"/>
-        <w:numPr>
-          <w:ilvl w:val="0"/>
-          <w:numId w:val="10"/>
-        </w:numPr>
+        <w:pStyle w:val="ListBullet"/>
+        <w:widowControl/>
       </w:pPr>
       <w:r>
-        <w:t>Вариоляция — намеренное заражение лёгкой формой оспы — применялась в народной и врачебной практике задолго до появления вакцинации.</w:t>
+        <w:t>До вакцинации существовала вариоляция — намеренное заражение, рассчитанное на более лёгкое течение оспы.</w:t>
       </w:r>
     </w:p>
     <w:p>
       <w:pPr>
-        <w:keepLines/>
-        <w:spacing w:after="80" w:line="300" w:lineRule="auto"/>
-        <w:numPr>
-          <w:ilvl w:val="0"/>
-          <w:numId w:val="10"/>
-        </w:numPr>
+        <w:pStyle w:val="ListBullet"/>
+        <w:widowControl/>
       </w:pPr>
       <w:r>
-        <w:t>Эдвард Дженнер опубликовал результаты применения коровьей оспы для защиты от натуральной оспы в 1798 году.</w:t>
+        <w:t>В 1798 году Дженнер опубликовал работу о защите от натуральной оспы с помощью коровьей.</w:t>
       </w:r>
     </w:p>
     <w:p>
       <w:pPr>
-        <w:keepLines/>
-        <w:spacing w:after="80" w:line="300" w:lineRule="auto"/>
-        <w:numPr>
-          <w:ilvl w:val="0"/>
-          <w:numId w:val="10"/>
-        </w:numPr>
+        <w:pStyle w:val="ListBullet"/>
+        <w:widowControl/>
       </w:pPr>
       <w:r>
-        <w:t>Луи Пастер распространил принцип вакцинации на другие инфекции, в том числе бешенство.</w:t>
+        <w:t>Пастер распространил идею на другие болезни, включая бешенство.</w:t>
       </w:r>
     </w:p>
     <w:p>
       <w:pPr>
-        <w:keepLines/>
-        <w:spacing w:after="80" w:line="300" w:lineRule="auto"/>
-        <w:numPr>
-          <w:ilvl w:val="0"/>
-          <w:numId w:val="10"/>
-        </w:numPr>
+        <w:pStyle w:val="ListBullet"/>
+        <w:widowControl/>
       </w:pPr>
       <w:r>
-        <w:t>После всемирной кампании натуральная оспа была официально объявлена искоренённой в 1980 году.</w:t>
+        <w:t>В 1980 году после мировой кампании натуральную оспу объявили искоренённой.</w:t>
       </w:r>
     </w:p>
     <w:p>
       <w:pPr>
-        <w:keepLines/>
-        <w:spacing w:after="80" w:line="300" w:lineRule="auto"/>
-        <w:numPr>
-          <w:ilvl w:val="0"/>
-          <w:numId w:val="10"/>
-        </w:numPr>
+        <w:pStyle w:val="ListBullet"/>
+        <w:widowControl/>
       </w:pPr>
       <w:r>
-        <w:t>Вакцины формируют иммунную память, но не лечат уже развившуюся инфекцию.</w:t>
+        <w:t>Вакцины формируют иммунную память, а не лечат уже развившуюся инфекцию.</w:t>
       </w:r>
     </w:p>
     <w:p>
       <w:pPr>
         <w:pStyle w:val="Heading1"/>
+        <w:widowControl/>
       </w:pPr>
       <w:r>
         <w:t>Что это такое</w:t>
@@ -141,143 +108,101 @@
     </w:p>
     <w:p>
       <w:pPr>
-        <w:keepLines w:val="0"/>
+        <w:widowControl/>
       </w:pPr>
       <w:r>
-        <w:t>Вакцина — это препарат, который учит иммунную систему распознавать возбудителя или его токсин, не вызывая полноценного заболевания. Иммунная система — защитная сеть клеток и антител. После прививки она встречает настоящую инфекцию быстрее и подготовленнее — словно пожарная команда, заранее отработавшая маршрут на учениях.</w:t>
-      </w:r>
-    </w:p>
-    <w:p>
-      <w:pPr>
-        <w:keepLines w:val="0"/>
-      </w:pPr>
-      <w:r>
-        <w:t>Результат вакцинации называется иммунизацией: защиту получает отдельный человек, а при широком охвате — и всё сообщество. Это профилактика, а не способ вылечить человека, который уже тяжело заболел.</w:t>
+        <w:t>Вакцина — препарат, обучающий иммунную систему распознавать возбудителя или его токсин без развития полноценной болезни. Иммунная система — защитная сеть клеток и антител организма. После прививки она может быстрее ответить на настоящую инфекцию, как пожарная команда после учебной тревоги уже знает маршрут. Результат называют иммунизацией: защитой человека или сообщества. Речь идёт о предупреждении болезни, а не о лечении уже тяжело заболевшего.</w:t>
       </w:r>
     </w:p>
     <w:p>
       <w:pPr>
         <w:pStyle w:val="Heading1"/>
+        <w:widowControl/>
       </w:pPr>
       <w:r>
-        <w:t>Кто это открыл или изобрёл</w:t>
+        <w:t>Кто открыл или изобрёл</w:t>
       </w:r>
     </w:p>
     <w:p>
       <w:pPr>
-        <w:keepLines w:val="0"/>
+        <w:widowControl/>
       </w:pPr>
       <w:r>
-        <w:t>Задолго до Дженнера в некоторых культурах применяли вариоляцию: небольшое количество материала от больного оспой вводили через кожу, рассчитывая вызвать более лёгкое заболевание. В 1790-х годах английский врач Эдвард Дженнер показал, что перенесённая коровья оспа защищает от натуральной, и в 1798 году опубликовал результаты.</w:t>
-      </w:r>
-    </w:p>
-    <w:p>
-      <w:pPr>
-        <w:keepLines w:val="0"/>
-      </w:pPr>
-      <w:r>
-        <w:t>В XIX веке Луи Пастер создал вакцины против куриной холеры, сибирской язвы и бешенства, превратив отдельный приём в общий научный метод. Позднее множество исследователей разработали вакцины против полиомиелита, кори и других болезней. Само слово «вакцина» происходит от латинского vacca — «корова».</w:t>
+        <w:t>Задолго до Дженнера в некоторых культурах применяли вариоляцию: в кожу вводили немного материала натуральной оспы, рассчитывая вызвать более лёгкую болезнь. Английский врач Дженнер в 1790-х показал защитное действие коровьей оспы и опубликовал результаты в 1798 году. В XIX веке Пастер создал вакцины против куриной холеры, сибирской язвы и бешенства, помогая обобщить метод. Позднейшие исследователи разработали вакцины против полиомиелита, кори и других инфекций. Слово «вакцина» происходит от латинского vacca — «корова».</w:t>
       </w:r>
     </w:p>
     <w:p>
       <w:pPr>
         <w:pStyle w:val="Heading1"/>
+        <w:widowControl/>
       </w:pPr>
       <w:r>
-        <w:t>Когда и как это появилось</w:t>
+        <w:t>Когда и как появилось</w:t>
       </w:r>
     </w:p>
     <w:p>
       <w:pPr>
-        <w:keepLines w:val="0"/>
+        <w:widowControl/>
       </w:pPr>
       <w:r>
-        <w:t>Отправной точкой для Дженнера стало сельское наблюдение: доярки, переболевшие коровьей оспой, по-видимому, не заражались натуральной. В XIX и XX веках производство вакцин стало промышленным, а после Второй мировой войны начались масштабные государственные и международные кампании.</w:t>
-      </w:r>
-    </w:p>
-    <w:p>
-      <w:pPr>
-        <w:keepLines w:val="0"/>
-      </w:pPr>
-      <w:r>
-        <w:t>Программа Всемирной организации здравоохранения против оспы добилась успеха благодаря эффективной вакцине и отсутствию у вируса природного резервуара среди животных. Проводить прививки по всему миру помогли микроскопия, микробная теория болезней и позднее холодовые цепи, сохраняющие препараты действенными при перевозке.</w:t>
+        <w:t>Дженнера направило сельское наблюдение: доярки, перенёсшие коровью оспу, по-видимому, избегали натуральной. В XIX–XX веках производство стало промышленным, а после Второй мировой войны развернулись массовые кампании. Программа Всемирной организации здравоохранения, ВОЗ, против оспы добилась успеха благодаря отсутствию животного резервуара инфекции и хорошей вакцине. Микроскопы, микробная теория и позднее холодильные цепи, сохраняющие активность доз, сделали кампании мирового масштаба возможными.</w:t>
       </w:r>
     </w:p>
     <w:p>
       <w:pPr>
         <w:pStyle w:val="Heading1"/>
+        <w:widowControl/>
       </w:pPr>
       <w:r>
-        <w:t>Научное значение</w:t>
+        <w:t>Значение для науки</w:t>
       </w:r>
     </w:p>
     <w:p>
       <w:pPr>
-        <w:keepLines w:val="0"/>
+        <w:widowControl/>
       </w:pPr>
       <w:r>
-        <w:t>Вакцинация доказала, что иммунитет можно целенаправленно обучать. Это один из основополагающих принципов иммунологии. Она также показала, что одного врачебного открытия недостаточно: важны статистика, организация кампаний и высокий охват населения.</w:t>
-      </w:r>
-    </w:p>
-    <w:p>
-      <w:pPr>
-        <w:keepLines w:val="0"/>
-      </w:pPr>
-      <w:r>
-        <w:t>Когда привито большинство людей, возбудителю труднее распространяться, и возникает коллективный иммунитет. Вакцины стали одним из самых наглядных примеров причинно-следственной связи в медицине: вмешательство можно сопоставить с последующим снижением заболеваемости.</w:t>
+        <w:t>Вакцинация доказала, что иммунитет можно целенаправленно обучать, — основополагающий факт иммунологии. Она показала также, что статистика и организация кампаний важны не меньше догадки врача: защита наиболее сильна, когда привито большинство, то есть формируется коллективный иммунитет. Вакцины стали одним из самых ясных примеров причинно-следственного воздействия в медицине.</w:t>
       </w:r>
     </w:p>
     <w:p>
       <w:pPr>
         <w:pStyle w:val="Heading1"/>
+        <w:widowControl/>
       </w:pPr>
       <w:r>
-        <w:t>Влияние на последующее развитие</w:t>
+        <w:t>Влияние на дальнейшее развитие</w:t>
       </w:r>
     </w:p>
     <w:p>
       <w:pPr>
-        <w:keepLines w:val="0"/>
+        <w:widowControl/>
       </w:pPr>
       <w:r>
-        <w:t>Лабораторные методы Пастера открыли путь к антитоксинам, затем к инактивированным и живым ослабленным вакцинам, а позднее — к субъединичным, конъюгированным и мРНК-препаратам. Эпидемиология — наука о распространении болезней — развивалась вместе с учётом прививок и наблюдением за результатами кампаний.</w:t>
-      </w:r>
-    </w:p>
-    <w:p>
-      <w:pPr>
-        <w:keepLines w:val="0"/>
-      </w:pPr>
-      <w:r>
-        <w:t>Искоренение натуральной оспы и почти полное устранение полиомиелита во многих регионах стали прямым продолжением этой работы. Современные вакцины используют новые молекулярные инструменты, но опираются на тот же принцип: заранее познакомить иммунитет с угрозой.</w:t>
+        <w:t>Лабораторные методы Пастера привели к антитоксинам, позднее к инактивированным и живым ослабленным вакцинам, затем к препаратам из отдельных компонентов, конъюгатам и матричной РНК — рибонуклеиновой кислоте с инструкцией для образования белка. Эпидемиология, изучающая распространение болезней, развивалась вместе с учётом иммунизации. Искоренение оспы и почти полное устранение полиомиелита в большинстве регионов — прямое продолжение этой истории. Новые вакцины следуют той же логике с другими инструментами.</w:t>
       </w:r>
     </w:p>
     <w:p>
       <w:pPr>
         <w:pStyle w:val="Heading1"/>
+        <w:widowControl/>
       </w:pPr>
       <w:r>
-        <w:t>Как это изменило жизнь людей</w:t>
+        <w:t>Как изменило жизнь людей</w:t>
       </w:r>
     </w:p>
     <w:p>
       <w:pPr>
-        <w:keepLines w:val="0"/>
+        <w:widowControl/>
       </w:pPr>
       <w:r>
-        <w:t>Там, где прививки стали массовыми, резко снизилась детская смертность. Родители получили надежду, что корь, дифтерия или полиомиелит больше не будут определять судьбу целого поколения. Продолжительность здоровой жизни выросла.</w:t>
-      </w:r>
-    </w:p>
-    <w:p>
-      <w:pPr>
-        <w:keepLines w:val="0"/>
-      </w:pPr>
-      <w:r>
-        <w:t>Одновременно возникли споры о доверии, обязательности прививок и равном доступе к ним. Вакцинация — не только биологическая, но и общественная технология: наилучший результат достигается тогда, когда люди располагают достоверными знаниями, а препараты получают все, кому они необходимы.</w:t>
+        <w:t>Там, где вакцины применялись широко, снижалась детская смертность. Родители могли надеяться, что корь, дифтерия или полиомиелит не определят судьбу поколения. Общество получило более долгую и здоровую жизнь, а также споры о доверии, обязательности и доступе. Вакцинация — общественная технология не меньше, чем биологическая: она лучше работает, когда знания доступны, а дозы доходят до нуждающихся.</w:t>
       </w:r>
     </w:p>
     <w:p>
       <w:pPr>
         <w:pStyle w:val="Heading1"/>
+        <w:widowControl/>
       </w:pPr>
       <w:r>
         <w:t>Источники и литература</w:t>
@@ -286,149 +211,151 @@
     <w:p>
       <w:pPr>
         <w:pStyle w:val="Heading2"/>
+        <w:widowControl/>
       </w:pPr>
       <w:r>
-        <w:t>C. Материалы научных учреждений и энциклопедий</w:t>
+        <w:rPr>
+          <w:sz w:val="20"/>
+        </w:rPr>
+        <w:t>Материалы организаций и энциклопедии</w:t>
       </w:r>
     </w:p>
     <w:p>
       <w:pPr>
-        <w:keepLines/>
-        <w:spacing w:after="80" w:line="300" w:lineRule="auto"/>
-        <w:numPr>
-          <w:ilvl w:val="0"/>
-          <w:numId w:val="11"/>
-        </w:numPr>
+        <w:widowControl/>
       </w:pPr>
       <w:r>
-        <w:t>Всемирная организация здравоохранения. «История вакцинации».</w:t>
+        <w:rPr>
+          <w:sz w:val="20"/>
+        </w:rPr>
+        <w:t xml:space="preserve">1. World Health Organization. 'History of vaccination.' </w:t>
       </w:r>
+      <w:hyperlink r:id="rId9">
+        <w:r>
+          <w:rPr>
+            <w:sz w:val="20"/>
+          </w:rPr>
+          <w:t>https://www.who.int/news-room/spotlight/history-of-vaccination</w:t>
+        </w:r>
+      </w:hyperlink>
       <w:r>
-        <w:t xml:space="preserve"> </w:t>
+        <w:rPr>
+          <w:sz w:val="20"/>
+        </w:rPr>
+      </w:r>
+    </w:p>
+    <w:p>
+      <w:pPr>
+        <w:widowControl/>
+      </w:pPr>
+      <w:r>
+        <w:rPr>
+          <w:sz w:val="20"/>
+        </w:rPr>
+        <w:t xml:space="preserve">2. Our World in Data. 'Vaccination.' </w:t>
+      </w:r>
+      <w:hyperlink r:id="rId10">
+        <w:r>
+          <w:rPr>
+            <w:sz w:val="20"/>
+          </w:rPr>
+          <w:t>https://ourworldindata.org/vaccination</w:t>
+        </w:r>
+      </w:hyperlink>
+      <w:r>
+        <w:rPr>
+          <w:sz w:val="20"/>
+        </w:rPr>
+      </w:r>
+    </w:p>
+    <w:p>
+      <w:pPr>
+        <w:widowControl/>
+      </w:pPr>
+      <w:r>
+        <w:rPr>
+          <w:sz w:val="20"/>
+        </w:rPr>
+        <w:t xml:space="preserve">3. Encyclopaedia Britannica. 'Vaccine.' </w:t>
       </w:r>
       <w:hyperlink r:id="rId11">
         <w:r>
           <w:rPr>
-            <w:color w:val="0563C1"/>
-            <w:u w:val="single"/>
+            <w:sz w:val="20"/>
           </w:rPr>
-          <w:t>https://www.who.int/news-room/spotlight/history-of-vaccination</w:t>
+          <w:t>https://www.britannica.com/science/vaccine</w:t>
         </w:r>
       </w:hyperlink>
+      <w:r>
+        <w:rPr>
+          <w:sz w:val="20"/>
+        </w:rPr>
+      </w:r>
     </w:p>
     <w:p>
       <w:pPr>
-        <w:keepLines/>
-        <w:spacing w:after="80" w:line="300" w:lineRule="auto"/>
-        <w:numPr>
-          <w:ilvl w:val="0"/>
-          <w:numId w:val="11"/>
-        </w:numPr>
+        <w:widowControl/>
       </w:pPr>
       <w:r>
-        <w:t>Our World in Data. «Vaccination».</w:t>
-      </w:r>
-      <w:r>
-        <w:t xml:space="preserve"> </w:t>
+        <w:rPr>
+          <w:sz w:val="20"/>
+        </w:rPr>
+        <w:t xml:space="preserve">4. U.S. CDC. History of smallpox. </w:t>
       </w:r>
       <w:hyperlink r:id="rId12">
         <w:r>
           <w:rPr>
-            <w:color w:val="0563C1"/>
-            <w:u w:val="single"/>
+            <w:sz w:val="20"/>
           </w:rPr>
-          <w:t>https://ourworldindata.org/vaccination</w:t>
+          <w:t>https://www.cdc.gov/smallpox/history/history.html</w:t>
         </w:r>
       </w:hyperlink>
+      <w:r>
+        <w:rPr>
+          <w:sz w:val="20"/>
+        </w:rPr>
+      </w:r>
     </w:p>
     <w:p>
       <w:pPr>
-        <w:keepLines/>
-        <w:spacing w:after="80" w:line="300" w:lineRule="auto"/>
-        <w:numPr>
-          <w:ilvl w:val="0"/>
-          <w:numId w:val="11"/>
-        </w:numPr>
+        <w:pStyle w:val="Heading2"/>
+        <w:widowControl/>
       </w:pPr>
       <w:r>
-        <w:t>Encyclopaedia Britannica. «Vaccine».</w:t>
+        <w:rPr>
+          <w:sz w:val="20"/>
+        </w:rPr>
+        <w:t>Материалы музеев, архивов и библиотек</w:t>
       </w:r>
+    </w:p>
+    <w:p>
+      <w:pPr>
+        <w:widowControl/>
+      </w:pPr>
       <w:r>
-        <w:t xml:space="preserve"> </w:t>
+        <w:rPr>
+          <w:sz w:val="20"/>
+        </w:rPr>
+        <w:t xml:space="preserve">1. Wellcome Collection. Vaccination and public-health archives. </w:t>
       </w:r>
       <w:hyperlink r:id="rId13">
         <w:r>
           <w:rPr>
-            <w:color w:val="0563C1"/>
-            <w:u w:val="single"/>
-          </w:rPr>
-          <w:t>https://www.britannica.com/science/vaccine</w:t>
-        </w:r>
-      </w:hyperlink>
-    </w:p>
-    <w:p>
-      <w:pPr>
-        <w:keepLines/>
-        <w:spacing w:after="80" w:line="300" w:lineRule="auto"/>
-        <w:numPr>
-          <w:ilvl w:val="0"/>
-          <w:numId w:val="11"/>
-        </w:numPr>
-      </w:pPr>
-      <w:r>
-        <w:t>Центры по контролю и профилактике заболеваний США. История натуральной оспы.</w:t>
-      </w:r>
-      <w:r>
-        <w:t xml:space="preserve"> </w:t>
-      </w:r>
-      <w:hyperlink r:id="rId14">
-        <w:r>
-          <w:rPr>
-            <w:color w:val="0563C1"/>
-            <w:u w:val="single"/>
-          </w:rPr>
-          <w:t>https://www.cdc.gov/smallpox/history/history.html</w:t>
-        </w:r>
-      </w:hyperlink>
-    </w:p>
-    <w:p>
-      <w:pPr>
-        <w:pStyle w:val="Heading2"/>
-      </w:pPr>
-      <w:r>
-        <w:t>D. Материалы музеев, архивов и библиотек</w:t>
-      </w:r>
-    </w:p>
-    <w:p>
-      <w:pPr>
-        <w:keepLines/>
-        <w:spacing w:after="80" w:line="300" w:lineRule="auto"/>
-        <w:numPr>
-          <w:ilvl w:val="0"/>
-          <w:numId w:val="12"/>
-        </w:numPr>
-      </w:pPr>
-      <w:r>
-        <w:t>Wellcome Collection. Архивные материалы по вакцинации и общественному здравоохранению.</w:t>
-      </w:r>
-      <w:r>
-        <w:t xml:space="preserve"> </w:t>
-      </w:r>
-      <w:hyperlink r:id="rId15">
-        <w:r>
-          <w:rPr>
-            <w:color w:val="0563C1"/>
-            <w:u w:val="single"/>
+            <w:sz w:val="20"/>
           </w:rPr>
           <w:t>https://wellcomecollection.org/</w:t>
         </w:r>
       </w:hyperlink>
+      <w:r>
+        <w:rPr>
+          <w:sz w:val="20"/>
+        </w:rPr>
+      </w:r>
     </w:p>
     <w:sectPr>
-      <w:headerReference w:type="default" r:id="rId9"/>
-      <w:footerReference w:type="default" r:id="rId10"/>
-      <w:pgSz w:w="12240" w:h="15840"/>
-      <w:pgMar w:top="1440" w:right="1440" w:bottom="1440" w:left="1440" w:header="708" w:footer="708" w:gutter="0"/>
+      <w:footerReference w:type="default" r:id="rId14"/>
+      <w:pgSz w:w="11906" w:h="16838"/>
+      <w:pgMar w:top="1020" w:right="1134" w:bottom="1020" w:left="1134" w:header="720" w:footer="720" w:gutter="0"/>
       <w:cols w:space="720"/>
       <w:docGrid w:linePitch="360"/>
     </w:sectPr>
@@ -441,60 +368,11 @@
   <w:p>
     <w:pPr>
       <w:pStyle w:val="Footer"/>
-      <w:spacing w:before="0" w:after="0"/>
       <w:jc w:val="right"/>
     </w:pPr>
-    <w:r>
-      <w:rPr>
-        <w:rFonts w:ascii="Calibri" w:hAnsi="Calibri" w:cs="Calibri"/>
-        <w:color w:val="666666"/>
-        <w:sz w:val="18"/>
-      </w:rPr>
-      <w:t xml:space="preserve">Страница </w:t>
-    </w:r>
-    <w:r>
-      <w:rPr>
-        <w:rFonts w:ascii="Calibri" w:hAnsi="Calibri" w:cs="Calibri"/>
-        <w:color w:val="666666"/>
-        <w:sz w:val="18"/>
-      </w:rPr>
-      <w:fldChar w:fldCharType="begin"/>
-      <w:instrText xml:space="preserve"> PAGE </w:instrText>
-      <w:fldChar w:fldCharType="separate"/>
-      <w:t>1</w:t>
-      <w:fldChar w:fldCharType="end"/>
-    </w:r>
+    <w:fldSimple w:instr="PAGE"/>
   </w:p>
 </w:ftr>
-</file>
-
-<file path=word/header1.xml><?xml version="1.0" encoding="utf-8"?>
-<w:hdr xmlns:m="http://schemas.openxmlformats.org/officeDocument/2006/math" xmlns:mc="http://schemas.openxmlformats.org/markup-compatibility/2006" xmlns:mo="http://schemas.microsoft.com/office/mac/office/2008/main" xmlns:mv="urn:schemas-microsoft-com:mac:vml" xmlns:o="urn:schemas-microsoft-com:office:office" xmlns:r="http://schemas.openxmlformats.org/officeDocument/2006/relationships" xmlns:v="urn:schemas-microsoft-com:vml" xmlns:w10="urn:schemas-microsoft-com:office:word" xmlns:w14="http://schemas.microsoft.com/office/word/2010/wordml" xmlns:w="http://schemas.openxmlformats.org/wordprocessingml/2006/main" xmlns:wne="http://schemas.microsoft.com/office/word/2006/wordml" xmlns:wp14="http://schemas.microsoft.com/office/word/2010/wordprocessingDrawing" xmlns:wp="http://schemas.openxmlformats.org/drawingml/2006/wordprocessingDrawing" xmlns:wpc="http://schemas.microsoft.com/office/word/2010/wordprocessingCanvas" xmlns:wpg="http://schemas.microsoft.com/office/word/2010/wordprocessingGroup" xmlns:wpi="http://schemas.microsoft.com/office/word/2010/wordprocessingInk" xmlns:wps="http://schemas.microsoft.com/office/word/2010/wordprocessingShape" mc:Ignorable="w14 wp14">
-  <w:p>
-    <w:pPr>
-      <w:pStyle w:val="Header"/>
-      <w:spacing w:after="0"/>
-      <w:jc w:val="left"/>
-    </w:pPr>
-    <w:r>
-      <w:rPr>
-        <w:rFonts w:ascii="Calibri" w:hAnsi="Calibri" w:cs="Calibri"/>
-        <w:b/>
-        <w:color w:val="666666"/>
-        <w:sz w:val="18"/>
-      </w:rPr>
-      <w:t>Открытия и изобретения</w:t>
-    </w:r>
-    <w:r>
-      <w:rPr>
-        <w:rFonts w:ascii="Calibri" w:hAnsi="Calibri" w:cs="Calibri"/>
-        <w:color w:val="666666"/>
-        <w:sz w:val="18"/>
-      </w:rPr>
-      <w:t xml:space="preserve">    |    4. Медицина, биология и общественное здравоохранение</w:t>
-    </w:r>
-  </w:p>
-</w:hdr>
 </file>
 
 <file path=word/numbering.xml><?xml version="1.0" encoding="utf-8"?>
@@ -697,60 +575,6 @@
   <w:num w:numId="9">
     <w:abstractNumId w:val="0"/>
   </w:num>
-  <w:abstractNum w:abstractNumId="9">
-    <w:multiLevelType w:val="singleLevel"/>
-    <w:lvl w:ilvl="0">
-      <w:start w:val="1"/>
-      <w:numFmt w:val="bullet"/>
-      <w:lvlText w:val="•"/>
-      <w:lvlJc w:val="left"/>
-      <w:pPr>
-        <w:tabs>
-          <w:tab w:val="num" w:pos="540"/>
-        </w:tabs>
-        <w:ind w:left="540" w:hanging="270"/>
-      </w:pPr>
-    </w:lvl>
-  </w:abstractNum>
-  <w:num w:numId="10">
-    <w:abstractNumId w:val="9"/>
-  </w:num>
-  <w:abstractNum w:abstractNumId="10">
-    <w:multiLevelType w:val="singleLevel"/>
-    <w:lvl w:ilvl="0">
-      <w:start w:val="1"/>
-      <w:numFmt w:val="decimal"/>
-      <w:lvlText w:val="%1."/>
-      <w:lvlJc w:val="left"/>
-      <w:pPr>
-        <w:tabs>
-          <w:tab w:val="num" w:pos="540"/>
-        </w:tabs>
-        <w:ind w:left="540" w:hanging="270"/>
-      </w:pPr>
-    </w:lvl>
-  </w:abstractNum>
-  <w:num w:numId="11">
-    <w:abstractNumId w:val="10"/>
-  </w:num>
-  <w:abstractNum w:abstractNumId="11">
-    <w:multiLevelType w:val="singleLevel"/>
-    <w:lvl w:ilvl="0">
-      <w:start w:val="1"/>
-      <w:numFmt w:val="decimal"/>
-      <w:lvlText w:val="%1."/>
-      <w:lvlJc w:val="left"/>
-      <w:pPr>
-        <w:tabs>
-          <w:tab w:val="num" w:pos="540"/>
-        </w:tabs>
-        <w:ind w:left="540" w:hanging="270"/>
-      </w:pPr>
-    </w:lvl>
-  </w:abstractNum>
-  <w:num w:numId="12">
-    <w:abstractNumId w:val="11"/>
-  </w:num>
 </w:numbering>
 </file>
 
@@ -759,7 +583,7 @@
   <w:docDefaults>
     <w:rPrDefault>
       <w:rPr>
-        <w:rFonts w:asciiTheme="minorHAnsi" w:eastAsiaTheme="minorEastAsia" w:hAnsiTheme="minorHAnsi" w:cstheme="minorBidi"/>
+        <w:rFonts/>
         <w:sz w:val="22"/>
         <w:szCs w:val="22"/>
         <w:lang w:val="en-US" w:eastAsia="en-US" w:bidi="ar-SA"/>
@@ -915,12 +739,13 @@
     <w:qFormat/>
     <w:rsid w:val="00FC693F"/>
     <w:pPr>
-      <w:widowControl/>
-      <w:spacing w:before="0" w:after="120" w:line="300" w:lineRule="auto"/>
+      <w:spacing w:after="120" w:line="259" w:lineRule="auto"/>
     </w:pPr>
     <w:rPr>
-      <w:rFonts w:ascii="Calibri" w:hAnsi="Calibri" w:cs="Calibri"/>
-      <w:sz w:val="22"/>
+      <w:rFonts w:ascii="Times New Roman" w:hAnsi="Times New Roman"/>
+      <w:color w:val="000000"/>
+      <w:sz w:val="24"/>
+      <w:lang w:val="ru-RU"/>
     </w:rPr>
   </w:style>
   <w:style w:type="paragraph" w:styleId="Header">
@@ -978,16 +803,17 @@
     <w:pPr>
       <w:keepNext/>
       <w:keepLines/>
-      <w:spacing w:before="360" w:after="200"/>
+      <w:spacing w:before="480" w:after="120" w:line="259" w:lineRule="auto"/>
       <w:outlineLvl w:val="0"/>
     </w:pPr>
     <w:rPr>
-      <w:rFonts w:asciiTheme="majorHAnsi" w:eastAsiaTheme="majorEastAsia" w:hAnsiTheme="majorHAnsi" w:cstheme="majorBidi" w:ascii="Calibri" w:hAnsi="Calibri" w:cs="Calibri"/>
+      <w:rFonts w:ascii="Times New Roman" w:hAnsi="Times New Roman"/>
       <w:b/>
       <w:bCs/>
-      <w:color w:val="2E74B5"/>
-      <w:sz w:val="32"/>
+      <w:color w:val="000000"/>
+      <w:sz w:val="26"/>
       <w:szCs w:val="28"/>
+      <w:lang w:val="ru-RU"/>
     </w:rPr>
   </w:style>
   <w:style w:type="paragraph" w:styleId="Heading2">
@@ -1002,16 +828,17 @@
     <w:pPr>
       <w:keepNext/>
       <w:keepLines/>
-      <w:spacing w:before="280" w:after="140"/>
+      <w:spacing w:before="200" w:after="120" w:line="259" w:lineRule="auto"/>
       <w:outlineLvl w:val="1"/>
     </w:pPr>
     <w:rPr>
-      <w:rFonts w:asciiTheme="majorHAnsi" w:eastAsiaTheme="majorEastAsia" w:hAnsiTheme="majorHAnsi" w:cstheme="majorBidi" w:ascii="Calibri" w:hAnsi="Calibri" w:cs="Calibri"/>
+      <w:rFonts w:ascii="Times New Roman" w:hAnsi="Times New Roman"/>
       <w:b/>
       <w:bCs/>
-      <w:color w:val="2E74B5"/>
+      <w:color w:val="000000"/>
       <w:sz w:val="26"/>
       <w:szCs w:val="26"/>
+      <w:lang w:val="ru-RU"/>
     </w:rPr>
   </w:style>
   <w:style w:type="paragraph" w:styleId="Heading3">
@@ -1026,15 +853,14 @@
     <w:pPr>
       <w:keepNext/>
       <w:keepLines/>
-      <w:spacing w:before="200" w:after="100"/>
+      <w:spacing w:before="200" w:after="0"/>
       <w:outlineLvl w:val="2"/>
     </w:pPr>
     <w:rPr>
-      <w:rFonts w:asciiTheme="majorHAnsi" w:eastAsiaTheme="majorEastAsia" w:hAnsiTheme="majorHAnsi" w:cstheme="majorBidi" w:ascii="Calibri" w:hAnsi="Calibri" w:cs="Calibri"/>
+      <w:rFonts/>
       <w:b/>
       <w:bCs/>
-      <w:color w:val="1F4D78"/>
-      <w:sz w:val="24"/>
+      <w:color w:val="4F81BD" w:themeColor="accent1"/>
     </w:rPr>
   </w:style>
   <w:style w:type="paragraph" w:styleId="Heading4">
@@ -1054,7 +880,7 @@
       <w:outlineLvl w:val="3"/>
     </w:pPr>
     <w:rPr>
-      <w:rFonts w:asciiTheme="majorHAnsi" w:eastAsiaTheme="majorEastAsia" w:hAnsiTheme="majorHAnsi" w:cstheme="majorBidi"/>
+      <w:rFonts/>
       <w:b/>
       <w:bCs/>
       <w:i/>
@@ -1079,7 +905,7 @@
       <w:outlineLvl w:val="4"/>
     </w:pPr>
     <w:rPr>
-      <w:rFonts w:asciiTheme="majorHAnsi" w:eastAsiaTheme="majorEastAsia" w:hAnsiTheme="majorHAnsi" w:cstheme="majorBidi"/>
+      <w:rFonts/>
       <w:color w:val="243F60" w:themeColor="accent1" w:themeShade="7F"/>
     </w:rPr>
   </w:style>
@@ -1100,7 +926,7 @@
       <w:outlineLvl w:val="5"/>
     </w:pPr>
     <w:rPr>
-      <w:rFonts w:asciiTheme="majorHAnsi" w:eastAsiaTheme="majorEastAsia" w:hAnsiTheme="majorHAnsi" w:cstheme="majorBidi"/>
+      <w:rFonts/>
       <w:i/>
       <w:iCs/>
       <w:color w:val="243F60" w:themeColor="accent1" w:themeShade="7F"/>
@@ -1123,7 +949,7 @@
       <w:outlineLvl w:val="6"/>
     </w:pPr>
     <w:rPr>
-      <w:rFonts w:asciiTheme="majorHAnsi" w:eastAsiaTheme="majorEastAsia" w:hAnsiTheme="majorHAnsi" w:cstheme="majorBidi"/>
+      <w:rFonts/>
       <w:i/>
       <w:iCs/>
       <w:color w:val="404040" w:themeColor="text1" w:themeTint="BF"/>
@@ -1146,7 +972,7 @@
       <w:outlineLvl w:val="7"/>
     </w:pPr>
     <w:rPr>
-      <w:rFonts w:asciiTheme="majorHAnsi" w:eastAsiaTheme="majorEastAsia" w:hAnsiTheme="majorHAnsi" w:cstheme="majorBidi"/>
+      <w:rFonts/>
       <w:color w:val="4F81BD" w:themeColor="accent1"/>
       <w:sz w:val="20"/>
       <w:szCs w:val="20"/>
@@ -1169,7 +995,7 @@
       <w:outlineLvl w:val="8"/>
     </w:pPr>
     <w:rPr>
-      <w:rFonts w:asciiTheme="majorHAnsi" w:eastAsiaTheme="majorEastAsia" w:hAnsiTheme="majorHAnsi" w:cstheme="majorBidi"/>
+      <w:rFonts/>
       <w:i/>
       <w:iCs/>
       <w:color w:val="404040" w:themeColor="text1" w:themeTint="BF"/>
@@ -1220,7 +1046,7 @@
     <w:uiPriority w:val="9"/>
     <w:rsid w:val="00FC693F"/>
     <w:rPr>
-      <w:rFonts w:asciiTheme="majorHAnsi" w:eastAsiaTheme="majorEastAsia" w:hAnsiTheme="majorHAnsi" w:cstheme="majorBidi"/>
+      <w:rFonts/>
       <w:b/>
       <w:bCs/>
       <w:color w:val="365F91" w:themeColor="accent1" w:themeShade="BF"/>
@@ -1235,7 +1061,7 @@
     <w:uiPriority w:val="9"/>
     <w:rsid w:val="00FC693F"/>
     <w:rPr>
-      <w:rFonts w:asciiTheme="majorHAnsi" w:eastAsiaTheme="majorEastAsia" w:hAnsiTheme="majorHAnsi" w:cstheme="majorBidi"/>
+      <w:rFonts/>
       <w:b/>
       <w:bCs/>
       <w:color w:val="4F81BD" w:themeColor="accent1"/>
@@ -1250,7 +1076,7 @@
     <w:uiPriority w:val="9"/>
     <w:rsid w:val="00FC693F"/>
     <w:rPr>
-      <w:rFonts w:asciiTheme="majorHAnsi" w:eastAsiaTheme="majorEastAsia" w:hAnsiTheme="majorHAnsi" w:cstheme="majorBidi"/>
+      <w:rFonts/>
       <w:b/>
       <w:bCs/>
       <w:color w:val="4F81BD" w:themeColor="accent1"/>
@@ -1265,19 +1091,17 @@
     <w:qFormat/>
     <w:rsid w:val="00FC693F"/>
     <w:pPr>
-      <w:pBdr>
-        <w:bottom w:val="single" w:sz="8" w:space="4" w:color="4F81BD" w:themeColor="accent1"/>
-      </w:pBdr>
-      <w:spacing w:after="300" w:line="240" w:lineRule="auto"/>
+      <w:spacing w:after="120" w:line="259" w:lineRule="auto"/>
       <w:contextualSpacing/>
     </w:pPr>
     <w:rPr>
-      <w:rFonts w:asciiTheme="majorHAnsi" w:eastAsiaTheme="majorEastAsia" w:hAnsiTheme="majorHAnsi" w:cstheme="majorBidi"/>
-      <w:color w:val="17365D" w:themeColor="text2" w:themeShade="BF"/>
+      <w:rFonts w:ascii="Times New Roman" w:hAnsi="Times New Roman"/>
+      <w:color w:val="000000"/>
       <w:spacing w:val="5"/>
       <w:kern w:val="28"/>
-      <w:sz w:val="52"/>
+      <w:sz w:val="40"/>
       <w:szCs w:val="52"/>
+      <w:lang w:val="ru-RU"/>
     </w:rPr>
   </w:style>
   <w:style w:type="character" w:customStyle="1" w:styleId="TitleChar">
@@ -1287,7 +1111,7 @@
     <w:uiPriority w:val="10"/>
     <w:rsid w:val="00FC693F"/>
     <w:rPr>
-      <w:rFonts w:asciiTheme="majorHAnsi" w:eastAsiaTheme="majorEastAsia" w:hAnsiTheme="majorHAnsi" w:cstheme="majorBidi"/>
+      <w:rFonts/>
       <w:color w:val="17365D" w:themeColor="text2" w:themeShade="BF"/>
       <w:spacing w:val="5"/>
       <w:kern w:val="28"/>
@@ -1309,7 +1133,7 @@
       </w:numPr>
     </w:pPr>
     <w:rPr>
-      <w:rFonts w:asciiTheme="majorHAnsi" w:eastAsiaTheme="majorEastAsia" w:hAnsiTheme="majorHAnsi" w:cstheme="majorBidi"/>
+      <w:rFonts/>
       <w:i/>
       <w:iCs/>
       <w:color w:val="4F81BD" w:themeColor="accent1"/>
@@ -1325,7 +1149,7 @@
     <w:uiPriority w:val="11"/>
     <w:rsid w:val="00FC693F"/>
     <w:rPr>
-      <w:rFonts w:asciiTheme="majorHAnsi" w:eastAsiaTheme="majorEastAsia" w:hAnsiTheme="majorHAnsi" w:cstheme="majorBidi"/>
+      <w:rFonts/>
       <w:i/>
       <w:iCs/>
       <w:color w:val="4F81BD" w:themeColor="accent1"/>
@@ -1450,8 +1274,15 @@
       <w:numPr>
         <w:numId w:val="1"/>
       </w:numPr>
+      <w:spacing w:after="120" w:line="259" w:lineRule="auto"/>
       <w:contextualSpacing/>
     </w:pPr>
+    <w:rPr>
+      <w:rFonts w:ascii="Times New Roman" w:hAnsi="Times New Roman"/>
+      <w:color w:val="000000"/>
+      <w:sz w:val="24"/>
+      <w:lang w:val="ru-RU"/>
+    </w:rPr>
   </w:style>
   <w:style w:type="paragraph" w:styleId="ListBullet2">
     <w:name w:val="List Bullet 2"/>
@@ -1623,7 +1454,7 @@
     <w:semiHidden/>
     <w:rsid w:val="00FC693F"/>
     <w:rPr>
-      <w:rFonts w:asciiTheme="majorHAnsi" w:eastAsiaTheme="majorEastAsia" w:hAnsiTheme="majorHAnsi" w:cstheme="majorBidi"/>
+      <w:rFonts/>
       <w:b/>
       <w:bCs/>
       <w:i/>
@@ -1639,7 +1470,7 @@
     <w:semiHidden/>
     <w:rsid w:val="00FC693F"/>
     <w:rPr>
-      <w:rFonts w:asciiTheme="majorHAnsi" w:eastAsiaTheme="majorEastAsia" w:hAnsiTheme="majorHAnsi" w:cstheme="majorBidi"/>
+      <w:rFonts/>
       <w:color w:val="243F60" w:themeColor="accent1" w:themeShade="7F"/>
     </w:rPr>
   </w:style>
@@ -1651,7 +1482,7 @@
     <w:semiHidden/>
     <w:rsid w:val="00FC693F"/>
     <w:rPr>
-      <w:rFonts w:asciiTheme="majorHAnsi" w:eastAsiaTheme="majorEastAsia" w:hAnsiTheme="majorHAnsi" w:cstheme="majorBidi"/>
+      <w:rFonts/>
       <w:i/>
       <w:iCs/>
       <w:color w:val="243F60" w:themeColor="accent1" w:themeShade="7F"/>
@@ -1665,7 +1496,7 @@
     <w:semiHidden/>
     <w:rsid w:val="00FC693F"/>
     <w:rPr>
-      <w:rFonts w:asciiTheme="majorHAnsi" w:eastAsiaTheme="majorEastAsia" w:hAnsiTheme="majorHAnsi" w:cstheme="majorBidi"/>
+      <w:rFonts/>
       <w:i/>
       <w:iCs/>
       <w:color w:val="404040" w:themeColor="text1" w:themeTint="BF"/>
@@ -1679,7 +1510,7 @@
     <w:semiHidden/>
     <w:rsid w:val="00FC693F"/>
     <w:rPr>
-      <w:rFonts w:asciiTheme="majorHAnsi" w:eastAsiaTheme="majorEastAsia" w:hAnsiTheme="majorHAnsi" w:cstheme="majorBidi"/>
+      <w:rFonts/>
       <w:color w:val="4F81BD" w:themeColor="accent1"/>
       <w:sz w:val="20"/>
       <w:szCs w:val="20"/>
@@ -1693,7 +1524,7 @@
     <w:semiHidden/>
     <w:rsid w:val="00FC693F"/>
     <w:rPr>
-      <w:rFonts w:asciiTheme="majorHAnsi" w:eastAsiaTheme="majorEastAsia" w:hAnsiTheme="majorHAnsi" w:cstheme="majorBidi"/>
+      <w:rFonts/>
       <w:i/>
       <w:iCs/>
       <w:color w:val="404040" w:themeColor="text1" w:themeTint="BF"/>
@@ -1752,9 +1583,6 @@
     <w:qFormat/>
     <w:rsid w:val="00FC693F"/>
     <w:pPr>
-      <w:pBdr>
-        <w:bottom w:val="single" w:sz="4" w:space="4" w:color="4F81BD" w:themeColor="accent1"/>
-      </w:pBdr>
       <w:spacing w:before="200" w:after="280"/>
       <w:ind w:left="936" w:right="936"/>
     </w:pPr>
@@ -3282,7 +3110,7 @@
         <w:spacing w:before="0" w:after="0" w:line="240" w:lineRule="auto"/>
       </w:pPr>
       <w:rPr>
-        <w:rFonts w:asciiTheme="majorHAnsi" w:eastAsiaTheme="majorEastAsia" w:hAnsiTheme="majorHAnsi" w:cstheme="majorBidi"/>
+        <w:rFonts/>
         <w:b/>
         <w:bCs/>
       </w:rPr>
@@ -3303,7 +3131,7 @@
         <w:spacing w:before="0" w:after="0" w:line="240" w:lineRule="auto"/>
       </w:pPr>
       <w:rPr>
-        <w:rFonts w:asciiTheme="majorHAnsi" w:eastAsiaTheme="majorEastAsia" w:hAnsiTheme="majorHAnsi" w:cstheme="majorBidi"/>
+        <w:rFonts/>
         <w:b/>
         <w:bCs/>
       </w:rPr>
@@ -3321,14 +3149,14 @@
     </w:tblStylePr>
     <w:tblStylePr w:type="firstCol">
       <w:rPr>
-        <w:rFonts w:asciiTheme="majorHAnsi" w:eastAsiaTheme="majorEastAsia" w:hAnsiTheme="majorHAnsi" w:cstheme="majorBidi"/>
+        <w:rFonts/>
         <w:b/>
         <w:bCs/>
       </w:rPr>
     </w:tblStylePr>
     <w:tblStylePr w:type="lastCol">
       <w:rPr>
-        <w:rFonts w:asciiTheme="majorHAnsi" w:eastAsiaTheme="majorEastAsia" w:hAnsiTheme="majorHAnsi" w:cstheme="majorBidi"/>
+        <w:rFonts/>
         <w:b/>
         <w:bCs/>
       </w:rPr>
@@ -3412,7 +3240,7 @@
         <w:spacing w:before="0" w:after="0" w:line="240" w:lineRule="auto"/>
       </w:pPr>
       <w:rPr>
-        <w:rFonts w:asciiTheme="majorHAnsi" w:eastAsiaTheme="majorEastAsia" w:hAnsiTheme="majorHAnsi" w:cstheme="majorBidi"/>
+        <w:rFonts/>
         <w:b/>
         <w:bCs/>
       </w:rPr>
@@ -3433,7 +3261,7 @@
         <w:spacing w:before="0" w:after="0" w:line="240" w:lineRule="auto"/>
       </w:pPr>
       <w:rPr>
-        <w:rFonts w:asciiTheme="majorHAnsi" w:eastAsiaTheme="majorEastAsia" w:hAnsiTheme="majorHAnsi" w:cstheme="majorBidi"/>
+        <w:rFonts/>
         <w:b/>
         <w:bCs/>
       </w:rPr>
@@ -3451,14 +3279,14 @@
     </w:tblStylePr>
     <w:tblStylePr w:type="firstCol">
       <w:rPr>
-        <w:rFonts w:asciiTheme="majorHAnsi" w:eastAsiaTheme="majorEastAsia" w:hAnsiTheme="majorHAnsi" w:cstheme="majorBidi"/>
+        <w:rFonts/>
         <w:b/>
         <w:bCs/>
       </w:rPr>
     </w:tblStylePr>
     <w:tblStylePr w:type="lastCol">
       <w:rPr>
-        <w:rFonts w:asciiTheme="majorHAnsi" w:eastAsiaTheme="majorEastAsia" w:hAnsiTheme="majorHAnsi" w:cstheme="majorBidi"/>
+        <w:rFonts/>
         <w:b/>
         <w:bCs/>
       </w:rPr>
@@ -3542,7 +3370,7 @@
         <w:spacing w:before="0" w:after="0" w:line="240" w:lineRule="auto"/>
       </w:pPr>
       <w:rPr>
-        <w:rFonts w:asciiTheme="majorHAnsi" w:eastAsiaTheme="majorEastAsia" w:hAnsiTheme="majorHAnsi" w:cstheme="majorBidi"/>
+        <w:rFonts/>
         <w:b/>
         <w:bCs/>
       </w:rPr>
@@ -3563,7 +3391,7 @@
         <w:spacing w:before="0" w:after="0" w:line="240" w:lineRule="auto"/>
       </w:pPr>
       <w:rPr>
-        <w:rFonts w:asciiTheme="majorHAnsi" w:eastAsiaTheme="majorEastAsia" w:hAnsiTheme="majorHAnsi" w:cstheme="majorBidi"/>
+        <w:rFonts/>
         <w:b/>
         <w:bCs/>
       </w:rPr>
@@ -3581,14 +3409,14 @@
     </w:tblStylePr>
     <w:tblStylePr w:type="firstCol">
       <w:rPr>
-        <w:rFonts w:asciiTheme="majorHAnsi" w:eastAsiaTheme="majorEastAsia" w:hAnsiTheme="majorHAnsi" w:cstheme="majorBidi"/>
+        <w:rFonts/>
         <w:b/>
         <w:bCs/>
       </w:rPr>
     </w:tblStylePr>
     <w:tblStylePr w:type="lastCol">
       <w:rPr>
-        <w:rFonts w:asciiTheme="majorHAnsi" w:eastAsiaTheme="majorEastAsia" w:hAnsiTheme="majorHAnsi" w:cstheme="majorBidi"/>
+        <w:rFonts/>
         <w:b/>
         <w:bCs/>
       </w:rPr>
@@ -3672,7 +3500,7 @@
         <w:spacing w:before="0" w:after="0" w:line="240" w:lineRule="auto"/>
       </w:pPr>
       <w:rPr>
-        <w:rFonts w:asciiTheme="majorHAnsi" w:eastAsiaTheme="majorEastAsia" w:hAnsiTheme="majorHAnsi" w:cstheme="majorBidi"/>
+        <w:rFonts/>
         <w:b/>
         <w:bCs/>
       </w:rPr>
@@ -3693,7 +3521,7 @@
         <w:spacing w:before="0" w:after="0" w:line="240" w:lineRule="auto"/>
       </w:pPr>
       <w:rPr>
-        <w:rFonts w:asciiTheme="majorHAnsi" w:eastAsiaTheme="majorEastAsia" w:hAnsiTheme="majorHAnsi" w:cstheme="majorBidi"/>
+        <w:rFonts/>
         <w:b/>
         <w:bCs/>
       </w:rPr>
@@ -3711,14 +3539,14 @@
     </w:tblStylePr>
     <w:tblStylePr w:type="firstCol">
       <w:rPr>
-        <w:rFonts w:asciiTheme="majorHAnsi" w:eastAsiaTheme="majorEastAsia" w:hAnsiTheme="majorHAnsi" w:cstheme="majorBidi"/>
+        <w:rFonts/>
         <w:b/>
         <w:bCs/>
       </w:rPr>
     </w:tblStylePr>
     <w:tblStylePr w:type="lastCol">
       <w:rPr>
-        <w:rFonts w:asciiTheme="majorHAnsi" w:eastAsiaTheme="majorEastAsia" w:hAnsiTheme="majorHAnsi" w:cstheme="majorBidi"/>
+        <w:rFonts/>
         <w:b/>
         <w:bCs/>
       </w:rPr>
@@ -3802,7 +3630,7 @@
         <w:spacing w:before="0" w:after="0" w:line="240" w:lineRule="auto"/>
       </w:pPr>
       <w:rPr>
-        <w:rFonts w:asciiTheme="majorHAnsi" w:eastAsiaTheme="majorEastAsia" w:hAnsiTheme="majorHAnsi" w:cstheme="majorBidi"/>
+        <w:rFonts/>
         <w:b/>
         <w:bCs/>
       </w:rPr>
@@ -3823,7 +3651,7 @@
         <w:spacing w:before="0" w:after="0" w:line="240" w:lineRule="auto"/>
       </w:pPr>
       <w:rPr>
-        <w:rFonts w:asciiTheme="majorHAnsi" w:eastAsiaTheme="majorEastAsia" w:hAnsiTheme="majorHAnsi" w:cstheme="majorBidi"/>
+        <w:rFonts/>
         <w:b/>
         <w:bCs/>
       </w:rPr>
@@ -3841,14 +3669,14 @@
     </w:tblStylePr>
     <w:tblStylePr w:type="firstCol">
       <w:rPr>
-        <w:rFonts w:asciiTheme="majorHAnsi" w:eastAsiaTheme="majorEastAsia" w:hAnsiTheme="majorHAnsi" w:cstheme="majorBidi"/>
+        <w:rFonts/>
         <w:b/>
         <w:bCs/>
       </w:rPr>
     </w:tblStylePr>
     <w:tblStylePr w:type="lastCol">
       <w:rPr>
-        <w:rFonts w:asciiTheme="majorHAnsi" w:eastAsiaTheme="majorEastAsia" w:hAnsiTheme="majorHAnsi" w:cstheme="majorBidi"/>
+        <w:rFonts/>
         <w:b/>
         <w:bCs/>
       </w:rPr>
@@ -3932,7 +3760,7 @@
         <w:spacing w:before="0" w:after="0" w:line="240" w:lineRule="auto"/>
       </w:pPr>
       <w:rPr>
-        <w:rFonts w:asciiTheme="majorHAnsi" w:eastAsiaTheme="majorEastAsia" w:hAnsiTheme="majorHAnsi" w:cstheme="majorBidi"/>
+        <w:rFonts/>
         <w:b/>
         <w:bCs/>
       </w:rPr>
@@ -3953,7 +3781,7 @@
         <w:spacing w:before="0" w:after="0" w:line="240" w:lineRule="auto"/>
       </w:pPr>
       <w:rPr>
-        <w:rFonts w:asciiTheme="majorHAnsi" w:eastAsiaTheme="majorEastAsia" w:hAnsiTheme="majorHAnsi" w:cstheme="majorBidi"/>
+        <w:rFonts/>
         <w:b/>
         <w:bCs/>
       </w:rPr>
@@ -3971,14 +3799,14 @@
     </w:tblStylePr>
     <w:tblStylePr w:type="firstCol">
       <w:rPr>
-        <w:rFonts w:asciiTheme="majorHAnsi" w:eastAsiaTheme="majorEastAsia" w:hAnsiTheme="majorHAnsi" w:cstheme="majorBidi"/>
+        <w:rFonts/>
         <w:b/>
         <w:bCs/>
       </w:rPr>
     </w:tblStylePr>
     <w:tblStylePr w:type="lastCol">
       <w:rPr>
-        <w:rFonts w:asciiTheme="majorHAnsi" w:eastAsiaTheme="majorEastAsia" w:hAnsiTheme="majorHAnsi" w:cstheme="majorBidi"/>
+        <w:rFonts/>
         <w:b/>
         <w:bCs/>
       </w:rPr>
@@ -4062,7 +3890,7 @@
         <w:spacing w:before="0" w:after="0" w:line="240" w:lineRule="auto"/>
       </w:pPr>
       <w:rPr>
-        <w:rFonts w:asciiTheme="majorHAnsi" w:eastAsiaTheme="majorEastAsia" w:hAnsiTheme="majorHAnsi" w:cstheme="majorBidi"/>
+        <w:rFonts/>
         <w:b/>
         <w:bCs/>
       </w:rPr>
@@ -4083,7 +3911,7 @@
         <w:spacing w:before="0" w:after="0" w:line="240" w:lineRule="auto"/>
       </w:pPr>
       <w:rPr>
-        <w:rFonts w:asciiTheme="majorHAnsi" w:eastAsiaTheme="majorEastAsia" w:hAnsiTheme="majorHAnsi" w:cstheme="majorBidi"/>
+        <w:rFonts/>
         <w:b/>
         <w:bCs/>
       </w:rPr>
@@ -4101,14 +3929,14 @@
     </w:tblStylePr>
     <w:tblStylePr w:type="firstCol">
       <w:rPr>
-        <w:rFonts w:asciiTheme="majorHAnsi" w:eastAsiaTheme="majorEastAsia" w:hAnsiTheme="majorHAnsi" w:cstheme="majorBidi"/>
+        <w:rFonts/>
         <w:b/>
         <w:bCs/>
       </w:rPr>
     </w:tblStylePr>
     <w:tblStylePr w:type="lastCol">
       <w:rPr>
-        <w:rFonts w:asciiTheme="majorHAnsi" w:eastAsiaTheme="majorEastAsia" w:hAnsiTheme="majorHAnsi" w:cstheme="majorBidi"/>
+        <w:rFonts/>
         <w:b/>
         <w:bCs/>
       </w:rPr>
@@ -5973,7 +5801,7 @@
     </w:tblPr>
     <w:tblStylePr w:type="firstRow">
       <w:rPr>
-        <w:rFonts w:asciiTheme="majorHAnsi" w:eastAsiaTheme="majorEastAsia" w:hAnsiTheme="majorHAnsi" w:cstheme="majorBidi"/>
+        <w:rFonts/>
       </w:rPr>
       <w:tblPr/>
       <w:tcPr>
@@ -6057,7 +5885,7 @@
     </w:tblPr>
     <w:tblStylePr w:type="firstRow">
       <w:rPr>
-        <w:rFonts w:asciiTheme="majorHAnsi" w:eastAsiaTheme="majorEastAsia" w:hAnsiTheme="majorHAnsi" w:cstheme="majorBidi"/>
+        <w:rFonts/>
       </w:rPr>
       <w:tblPr/>
       <w:tcPr>
@@ -6141,7 +5969,7 @@
     </w:tblPr>
     <w:tblStylePr w:type="firstRow">
       <w:rPr>
-        <w:rFonts w:asciiTheme="majorHAnsi" w:eastAsiaTheme="majorEastAsia" w:hAnsiTheme="majorHAnsi" w:cstheme="majorBidi"/>
+        <w:rFonts/>
       </w:rPr>
       <w:tblPr/>
       <w:tcPr>
@@ -6225,7 +6053,7 @@
     </w:tblPr>
     <w:tblStylePr w:type="firstRow">
       <w:rPr>
-        <w:rFonts w:asciiTheme="majorHAnsi" w:eastAsiaTheme="majorEastAsia" w:hAnsiTheme="majorHAnsi" w:cstheme="majorBidi"/>
+        <w:rFonts/>
       </w:rPr>
       <w:tblPr/>
       <w:tcPr>
@@ -6309,7 +6137,7 @@
     </w:tblPr>
     <w:tblStylePr w:type="firstRow">
       <w:rPr>
-        <w:rFonts w:asciiTheme="majorHAnsi" w:eastAsiaTheme="majorEastAsia" w:hAnsiTheme="majorHAnsi" w:cstheme="majorBidi"/>
+        <w:rFonts/>
       </w:rPr>
       <w:tblPr/>
       <w:tcPr>
@@ -6393,7 +6221,7 @@
     </w:tblPr>
     <w:tblStylePr w:type="firstRow">
       <w:rPr>
-        <w:rFonts w:asciiTheme="majorHAnsi" w:eastAsiaTheme="majorEastAsia" w:hAnsiTheme="majorHAnsi" w:cstheme="majorBidi"/>
+        <w:rFonts/>
       </w:rPr>
       <w:tblPr/>
       <w:tcPr>
@@ -6477,7 +6305,7 @@
     </w:tblPr>
     <w:tblStylePr w:type="firstRow">
       <w:rPr>
-        <w:rFonts w:asciiTheme="majorHAnsi" w:eastAsiaTheme="majorEastAsia" w:hAnsiTheme="majorHAnsi" w:cstheme="majorBidi"/>
+        <w:rFonts/>
       </w:rPr>
       <w:tblPr/>
       <w:tcPr>
@@ -6542,7 +6370,7 @@
       <w:spacing w:after="0" w:line="240" w:lineRule="auto"/>
     </w:pPr>
     <w:rPr>
-      <w:rFonts w:asciiTheme="majorHAnsi" w:eastAsiaTheme="majorEastAsia" w:hAnsiTheme="majorHAnsi" w:cstheme="majorBidi"/>
+      <w:rFonts/>
       <w:color w:val="000000" w:themeColor="text1"/>
     </w:rPr>
     <w:tblPr>
@@ -6670,7 +6498,7 @@
       <w:spacing w:after="0" w:line="240" w:lineRule="auto"/>
     </w:pPr>
     <w:rPr>
-      <w:rFonts w:asciiTheme="majorHAnsi" w:eastAsiaTheme="majorEastAsia" w:hAnsiTheme="majorHAnsi" w:cstheme="majorBidi"/>
+      <w:rFonts/>
       <w:color w:val="000000" w:themeColor="text1"/>
     </w:rPr>
     <w:tblPr>
@@ -6798,7 +6626,7 @@
       <w:spacing w:after="0" w:line="240" w:lineRule="auto"/>
     </w:pPr>
     <w:rPr>
-      <w:rFonts w:asciiTheme="majorHAnsi" w:eastAsiaTheme="majorEastAsia" w:hAnsiTheme="majorHAnsi" w:cstheme="majorBidi"/>
+      <w:rFonts/>
       <w:color w:val="000000" w:themeColor="text1"/>
     </w:rPr>
     <w:tblPr>
@@ -6926,7 +6754,7 @@
       <w:spacing w:after="0" w:line="240" w:lineRule="auto"/>
     </w:pPr>
     <w:rPr>
-      <w:rFonts w:asciiTheme="majorHAnsi" w:eastAsiaTheme="majorEastAsia" w:hAnsiTheme="majorHAnsi" w:cstheme="majorBidi"/>
+      <w:rFonts/>
       <w:color w:val="000000" w:themeColor="text1"/>
     </w:rPr>
     <w:tblPr>
@@ -7054,7 +6882,7 @@
       <w:spacing w:after="0" w:line="240" w:lineRule="auto"/>
     </w:pPr>
     <w:rPr>
-      <w:rFonts w:asciiTheme="majorHAnsi" w:eastAsiaTheme="majorEastAsia" w:hAnsiTheme="majorHAnsi" w:cstheme="majorBidi"/>
+      <w:rFonts/>
       <w:color w:val="000000" w:themeColor="text1"/>
     </w:rPr>
     <w:tblPr>
@@ -7182,7 +7010,7 @@
       <w:spacing w:after="0" w:line="240" w:lineRule="auto"/>
     </w:pPr>
     <w:rPr>
-      <w:rFonts w:asciiTheme="majorHAnsi" w:eastAsiaTheme="majorEastAsia" w:hAnsiTheme="majorHAnsi" w:cstheme="majorBidi"/>
+      <w:rFonts/>
       <w:color w:val="000000" w:themeColor="text1"/>
     </w:rPr>
     <w:tblPr>
@@ -7310,7 +7138,7 @@
       <w:spacing w:after="0" w:line="240" w:lineRule="auto"/>
     </w:pPr>
     <w:rPr>
-      <w:rFonts w:asciiTheme="majorHAnsi" w:eastAsiaTheme="majorEastAsia" w:hAnsiTheme="majorHAnsi" w:cstheme="majorBidi"/>
+      <w:rFonts/>
       <w:color w:val="000000" w:themeColor="text1"/>
     </w:rPr>
     <w:tblPr>
@@ -7949,7 +7777,7 @@
       <w:spacing w:after="0" w:line="240" w:lineRule="auto"/>
     </w:pPr>
     <w:rPr>
-      <w:rFonts w:asciiTheme="majorHAnsi" w:eastAsiaTheme="majorEastAsia" w:hAnsiTheme="majorHAnsi" w:cstheme="majorBidi"/>
+      <w:rFonts/>
       <w:color w:val="000000" w:themeColor="text1"/>
     </w:rPr>
     <w:tblPr>
@@ -8074,7 +7902,7 @@
       <w:spacing w:after="0" w:line="240" w:lineRule="auto"/>
     </w:pPr>
     <w:rPr>
-      <w:rFonts w:asciiTheme="majorHAnsi" w:eastAsiaTheme="majorEastAsia" w:hAnsiTheme="majorHAnsi" w:cstheme="majorBidi"/>
+      <w:rFonts/>
       <w:color w:val="000000" w:themeColor="text1"/>
     </w:rPr>
     <w:tblPr>
@@ -8199,7 +8027,7 @@
       <w:spacing w:after="0" w:line="240" w:lineRule="auto"/>
     </w:pPr>
     <w:rPr>
-      <w:rFonts w:asciiTheme="majorHAnsi" w:eastAsiaTheme="majorEastAsia" w:hAnsiTheme="majorHAnsi" w:cstheme="majorBidi"/>
+      <w:rFonts/>
       <w:color w:val="000000" w:themeColor="text1"/>
     </w:rPr>
     <w:tblPr>
@@ -8324,7 +8152,7 @@
       <w:spacing w:after="0" w:line="240" w:lineRule="auto"/>
     </w:pPr>
     <w:rPr>
-      <w:rFonts w:asciiTheme="majorHAnsi" w:eastAsiaTheme="majorEastAsia" w:hAnsiTheme="majorHAnsi" w:cstheme="majorBidi"/>
+      <w:rFonts/>
       <w:color w:val="000000" w:themeColor="text1"/>
     </w:rPr>
     <w:tblPr>
@@ -8449,7 +8277,7 @@
       <w:spacing w:after="0" w:line="240" w:lineRule="auto"/>
     </w:pPr>
     <w:rPr>
-      <w:rFonts w:asciiTheme="majorHAnsi" w:eastAsiaTheme="majorEastAsia" w:hAnsiTheme="majorHAnsi" w:cstheme="majorBidi"/>
+      <w:rFonts/>
       <w:color w:val="000000" w:themeColor="text1"/>
     </w:rPr>
     <w:tblPr>
@@ -8574,7 +8402,7 @@
       <w:spacing w:after="0" w:line="240" w:lineRule="auto"/>
     </w:pPr>
     <w:rPr>
-      <w:rFonts w:asciiTheme="majorHAnsi" w:eastAsiaTheme="majorEastAsia" w:hAnsiTheme="majorHAnsi" w:cstheme="majorBidi"/>
+      <w:rFonts/>
       <w:color w:val="000000" w:themeColor="text1"/>
     </w:rPr>
     <w:tblPr>
@@ -8699,7 +8527,7 @@
       <w:spacing w:after="0" w:line="240" w:lineRule="auto"/>
     </w:pPr>
     <w:rPr>
-      <w:rFonts w:asciiTheme="majorHAnsi" w:eastAsiaTheme="majorEastAsia" w:hAnsiTheme="majorHAnsi" w:cstheme="majorBidi"/>
+      <w:rFonts/>
       <w:color w:val="000000" w:themeColor="text1"/>
     </w:rPr>
     <w:tblPr>
